--- a/Documents/Paper/2026.10.13_Paper_Tan - v6-Huypt.docx
+++ b/Documents/Paper/2026.10.13_Paper_Tan - v6-Huypt.docx
@@ -56,43 +56,131 @@
       </w:r>
     </w:p>
     <w:p>
-      <w:pPr>
-        <w:ind w:firstLine="720"/>
-      </w:pPr>
-      <w:r>
-        <w:t>Electric power steering (EPS) systems are widely adopted in modern vehicles due to their energy efficiency and flexible steering assistance characteristics. In column-type EPS (C-EPS), conventional controllers generally employ nonlinear assist maps that determine motor assistance from measured steering torque and vehicle speed [1]. However, these maps are typically calibrated under high-friction road conditions. When tire–road friction decreases during cornering, the reduction in lateral tire force and pneumatic trail can decrease the steering reaction torque. Since the assist map does not explicitly account for this variation, the steering wheel may become lighter than desired, resulting in over-assist and reduced road feedback [2].</w:t>
+      <w:r>
+        <w:rPr>
+          <w:rFonts w:eastAsia="Times New Roman" w:cs="Times New Roman"/>
+        </w:rPr>
+        <w:t>Power steering reduces the effort required to turn a vehicle while retaining steering torque through which the driver perceives the steering response. Whereas hydraulic power steering supplies assistance through pressurized fluid, electric power steering (EPS) uses an electronically controlled motor, offering energy efficiency and flexibility in tuning the steering characteristics [1]. In column-type EPS (C-EPS), the motor applies assistance to the steering column, which remains mechanically connected to the road wheels. The control objective therefore extends beyond making the steering wheel easy to turn: the assistance must also produce an appropriate steering effort as the driving conditions change.</w:t>
       </w:r>
     </w:p>
     <w:p>
-      <w:pPr>
-        <w:ind w:firstLine="720"/>
-      </w:pPr>
-      <w:r>
-        <w:t>To address this issue, previous studies have developed road-adaptive assistance strategies. Li et al. [2] proposed multiple assist maps considering axle loads and road adhesion, while Li and Xia [3] employed neural-network-based road identification to adjust assistance characteristics. Other studies have investigated adaptive neuro-fuzzy [4] and fuzzy control approaches [5] to improve EPS performance under disturbances and actuator constraints. These approaches adopt EPS assistance either by estimating road conditions or by modifying the feedback controller. Road-dependent maps require information about friction or axle load, which is not directly measured. An alternative is to use the vehicle's measured lateral response to define the steering torque that the controller should maintain.</w:t>
+      <w:r>
+        <w:rPr>
+          <w:rFonts w:eastAsia="Times New Roman" w:cs="Times New Roman"/>
+        </w:rPr>
+        <w:t>A conventional EPS controller determines the basic motor assistance from a nonlinear map of measured torsion-bar torque and vehicle speed. A stabilizing compensator is used to accommodate the high assist gain and the nonlinear map characteristics [1]. Assist-map design can be organized around a desired relationship between steering effort and vehicle response, combined with the steady-state inverse characteristics of the chassis and steering mechanism [2]. This approach gives engineers a way to calculate and calibrate assistance for specified operating conditions. However, a map calibrated for one road condition does not necessarily reproduce the desired steering effort when the road reaction changes [3].</w:t>
       </w:r>
     </w:p>
     <w:p>
-      <w:pPr>
-        <w:ind w:firstLine="720"/>
-      </w:pPr>
-      <w:r>
-        <w:t>Previous research has shown that desirable steering-wheel torque can be characterized as a function of vehicle speed and lateral acceleration [3], [6]. This provides an opportunity to formulate over-assist as a torque-tracking problem using signals available from onboard sensors, without explicitly estimating tire–road friction. Nevertheless, two issues require investigation: (i) why a conventional assist map cannot completely compensate for friction-induced steering torque deviations, even when appropriately calibrated; and (ii) whether direct torque-feedback control can improve tracking performance without unacceptable increases in assist-command noise or undesirable assistance during steering reversals.</w:t>
+      <w:r>
+        <w:rPr>
+          <w:rFonts w:eastAsia="Times New Roman" w:cs="Times New Roman"/>
+        </w:rPr>
+        <w:t>This mismatch is particularly relevant on low-friction roads. Changes in tire lateral force and self-aligning moment can reduce the reaction torque transmitted to the steering mechanism, allowing the steering effort to become lower than intended [3,4]. The conventional map responds to the changed torque-sensor signal, but it does not explicitly regulate the error relative to a desired steering torque. Thus, the existence of torque feedback within the map does not by itself guarantee the desired effort. The resulting deviation motivates an explicit torque-tracking objective, while sensor noise and motor limitations require that any reduction in tracking error be assessed together with the additional torque fluctuations it produces.</w:t>
       </w:r>
     </w:p>
     <w:p>
-      <w:pPr>
-        <w:ind w:firstLine="720"/>
-      </w:pPr>
-      <w:r>
-        <w:t>To address these issues, this study proposes a lateral-acceleration-based steering torque tracking framework for C-EPS under varying road-friction conditions. The desired steering torque is defined from measured vehicle speed and lateral acceleration, and the difference between this reference and the measured column torque is used as the control error. A conventional assist map with lead–lag compensation is compared against proportional–integral (PI) and proportional–integral–derivative (PID) torque-feedback controllers using a nonlinear steering–vehicle model incorporating tire-force saturation, steering reaction torque, noisy sensors, and motor dynamics.</w:t>
+      <w:r>
+        <w:rPr>
+          <w:rFonts w:eastAsia="Times New Roman" w:cs="Times New Roman"/>
+        </w:rPr>
+        <w:t>Several studies compensate for road-</w:t>
+      </w:r>
+      <w:r>
+        <w:rPr>
+          <w:rFonts w:eastAsia="Times New Roman" w:cs="Times New Roman"/>
+        </w:rPr>
+        <w:t>dependent</w:t>
+      </w:r>
+      <w:r>
+        <w:rPr>
+          <w:rFonts w:eastAsia="Times New Roman" w:cs="Times New Roman"/>
+        </w:rPr>
+        <w:t xml:space="preserve"> effort by modifying the assist characteristic. Li and Xia [5] used road identification based on a neural network to select assistance characteristics. Fan et al. [4] added a fuzzy compensation current determined from estimated tire-road friction and vehicle speed. Li et al. [6] developed adhesion-dependent assist coefficients and compensation currents, while a subsequent multi-map strategy incorporated both road adhesion and front-axle load [3]. These approaches demonstrate the importance of accounting for road conditions, but require friction information, and in the multi-map case axle-load information, in the assistance calculation. Their implementation therefore includes a means of supplying or estimating those quantities.</w:t>
       </w:r>
     </w:p>
     <w:p>
-      <w:pPr>
-        <w:ind w:firstLine="720"/>
-      </w:pPr>
-      <w:r>
-        <w:t>The main contributions of this study are as follows:</w:t>
+      <w:r>
+        <w:rPr>
+          <w:rFonts w:eastAsia="Times New Roman" w:cs="Times New Roman"/>
+        </w:rPr>
+        <w:t>Other approaches modify the controller or regulate steering torque directly. Zhao et al. [7] dynamically corrected the steering-characteristic curve and used proportional-integral-derivative (PID) control to track the motor-assistance command. Lee et al. [8] instead tracked a target steering-wheel torque with adaptive sliding-mode control. Their target was obtained from vehicle-test data as a function of steering angle, steering angular velocity, and vehicle speed, and robustness was evaluated by varying the nominal rack force from 50% to 150%.</w:t>
+      </w:r>
+    </w:p>
+    <w:p>
+      <w:r>
+        <w:rPr>
+          <w:rFonts w:eastAsia="Times New Roman" w:cs="Times New Roman"/>
+        </w:rPr>
+        <w:t xml:space="preserve">Lee et al. [9] subsequently separated steering-feel generation from steering-torque feedback. They generated a target torque from estimated rack force, designed a linear feedback controller for tracking, noise attenuation, and robust stability, and used a disturbance observer to suppress rack-force and driver-torque disturbances. Their simulations directly </w:t>
+      </w:r>
+      <w:r>
+        <w:rPr>
+          <w:rFonts w:eastAsia="Times New Roman" w:cs="Times New Roman"/>
+        </w:rPr>
+        <w:t>compare</w:t>
+      </w:r>
+      <w:r>
+        <w:rPr>
+          <w:rFonts w:eastAsia="Times New Roman" w:cs="Times New Roman"/>
+        </w:rPr>
+        <w:t xml:space="preserve"> target-torque feedback with a conventional assist map under matched high-frequency attenuation, and parking tests on a production vehicle compared PID, lead-lag, and linear-quadratic-Gaussian feedback controllers. Therefore, target-torque feedback, explicit noise attenuation, and a direct comparison with a conventional map are established results rather than contributions of the present study. Related work has also addressed nonlinear EPS stabilization with motor-current constraints [10] and neural-fuzzy motor control under disturbance torque [11].</w:t>
+      </w:r>
+    </w:p>
+    <w:p>
+      <w:r>
+        <w:rPr>
+          <w:rFonts w:eastAsia="Times New Roman" w:cs="Times New Roman"/>
+        </w:rPr>
+        <w:t xml:space="preserve">The scope left open by these studies is narrower. Lee et al. [9] represented driving disturbance with a linear column-angle relation, generated the target from a model-based rack-force estimate, and validated the controllers in parking maneuvers; their study did not simulate a friction transition with nonlinear tire saturation. It also did not evaluate a controller in which the conventional map and target-torque feedback act in parallel. Desired-effort data </w:t>
+      </w:r>
+      <w:r>
+        <w:rPr>
+          <w:rFonts w:eastAsia="Times New Roman" w:cs="Times New Roman"/>
+        </w:rPr>
+        <w:t>indicated</w:t>
+      </w:r>
+      <w:r>
+        <w:rPr>
+          <w:rFonts w:eastAsia="Times New Roman" w:cs="Times New Roman"/>
+        </w:rPr>
+        <w:t xml:space="preserve"> by vehicle speed and lateral acceleration are available in the literature [5]. Using measured lateral acceleration to select this reference relates the target to the vehicle's actual lateral response without estimating either friction coefficient or rack force. This reference remains condition dependent and does not prescribe constant steering effort when friction changes.</w:t>
+      </w:r>
+    </w:p>
+    <w:p>
+      <w:r>
+        <w:rPr>
+          <w:rFonts w:eastAsia="Times New Roman" w:cs="Times New Roman"/>
+        </w:rPr>
+        <w:t xml:space="preserve">The question considered here is therefore how </w:t>
+      </w:r>
+      <w:r>
+        <w:rPr>
+          <w:rFonts w:eastAsia="Times New Roman" w:cs="Times New Roman"/>
+        </w:rPr>
+        <w:t>to compare a conventional assist map, direct torque feedback, and their parallel combination</w:t>
+      </w:r>
+      <w:r>
+        <w:rPr>
+          <w:rFonts w:eastAsia="Times New Roman" w:cs="Times New Roman"/>
+        </w:rPr>
+        <w:t xml:space="preserve"> against this common reference when tire-road friction changes. The specific issues are how much of the reaction-torque change the map can attenuate, whether torque-error feedback improves tracking under the same actuator and sensor constraints, and whether retaining the map alongside the feedback changes the trade-off between tracking error and high-frequency assist torque.</w:t>
+      </w:r>
+    </w:p>
+    <w:p>
+      <w:r>
+        <w:rPr>
+          <w:rFonts w:eastAsia="Times New Roman" w:cs="Times New Roman"/>
+        </w:rPr>
+        <w:t>This study investigates these questions in a nonlinear C-EPS-vehicle simulation. Three controller structures are considered: an assist map with lead-lag compensation (Map), direct PID torque feedback, and a parallel combination of the map and PID torque-error feedback (MapPID). They are evaluated against the same torque reference with common motor dynamics, assistance limits, and sensor characteristics. Calibration is separated from the evaluation maneuvers, and the comparison includes both torque tracking and undesirable assist behavior.</w:t>
+      </w:r>
+    </w:p>
+    <w:p>
+      <w:r>
+        <w:rPr>
+          <w:rFonts w:eastAsia="Times New Roman" w:cs="Times New Roman"/>
+        </w:rPr>
+        <w:t>The contributions of this study are as follows:</w:t>
       </w:r>
     </w:p>
     <w:p>
@@ -100,11 +188,14 @@
         <w:pStyle w:val="ListParagraph"/>
         <w:numPr>
           <w:ilvl w:val="0"/>
-          <w:numId w:val="4"/>
+          <w:numId w:val="5"/>
         </w:numPr>
       </w:pPr>
       <w:r>
-        <w:t>Formulating EPS over-assist as the difference between measured steering torque and a reference derived from vehicle speed and lateral acceleration, without estimating road friction.</w:t>
+        <w:rPr>
+          <w:rFonts w:eastAsia="Times New Roman" w:cs="Times New Roman"/>
+        </w:rPr>
+        <w:t>A local steady-state analysis extends the known structural limitations of an assist map by quantifying its sensitivity to a change in road reaction and by contrasting that sensitivity with integral torque-error feedback.</w:t>
       </w:r>
     </w:p>
     <w:p>
@@ -112,11 +203,26 @@
         <w:pStyle w:val="ListParagraph"/>
         <w:numPr>
           <w:ilvl w:val="0"/>
-          <w:numId w:val="4"/>
+          <w:numId w:val="5"/>
         </w:numPr>
       </w:pPr>
       <w:r>
-        <w:t>Deriving the local steady-state sensitivity of an assist map to road-reaction torque changes and comparing this limitation with the zero-error condition of integral torque feedback.</w:t>
+        <w:rPr>
+          <w:rFonts w:eastAsia="Times New Roman" w:cs="Times New Roman"/>
+        </w:rPr>
+        <w:t xml:space="preserve">A common torque-regulation problem </w:t>
+      </w:r>
+      <w:r>
+        <w:rPr>
+          <w:rFonts w:eastAsia="Times New Roman" w:cs="Times New Roman"/>
+        </w:rPr>
+        <w:t>applies to</w:t>
+      </w:r>
+      <w:r>
+        <w:rPr>
+          <w:rFonts w:eastAsia="Times New Roman" w:cs="Times New Roman"/>
+        </w:rPr>
+        <w:t xml:space="preserve"> a published speed-and-lateral-acceleration reference to Map, PID, and their parallel combination, MapPID, without estimating the friction coefficient or rack force.</w:t>
       </w:r>
     </w:p>
     <w:p>
@@ -124,11 +230,14 @@
         <w:pStyle w:val="ListParagraph"/>
         <w:numPr>
           <w:ilvl w:val="0"/>
-          <w:numId w:val="4"/>
+          <w:numId w:val="5"/>
         </w:numPr>
       </w:pPr>
       <w:r>
-        <w:t>Evaluating assist-map, PI, and PID controllers under common motor and sensor constraints, using calibration Pareto fronts and independent tests of dry-road cornering, friction changes, speed variation, and continuous steering. The evaluation includes high-frequency assist-torque content and reverse-assist behavior.</w:t>
+        <w:rPr>
+          <w:rFonts w:eastAsia="Times New Roman" w:cs="Times New Roman"/>
+        </w:rPr>
+        <w:t>A comparative simulation assessment uses a nonlinear tire-vehicle model, friction transitions, common motor and sensor constraints, calibration Pareto fronts, and separate evaluation maneuvers to quantify tracking, high-frequency assist torque, and reverse assistance. It tests whether retaining the map provides a measurable benefit alongside torque-error feedback.</w:t>
       </w:r>
     </w:p>
     <w:p>
@@ -17885,6 +17994,119 @@
     </w:lvl>
   </w:abstractNum>
   <w:abstractNum w:abstractNumId="2" w15:restartNumberingAfterBreak="0">
+    <w:nsid w:val="2333183F"/>
+    <w:multiLevelType w:val="hybridMultilevel"/>
+    <w:tmpl w:val="B0623D1C"/>
+    <w:lvl w:ilvl="0" w:tplc="04090001">
+      <w:start w:val="1"/>
+      <w:numFmt w:val="bullet"/>
+      <w:lvlText w:val=""/>
+      <w:lvlJc w:val="left"/>
+      <w:pPr>
+        <w:ind w:left="720" w:hanging="360"/>
+      </w:pPr>
+      <w:rPr>
+        <w:rFonts w:ascii="Symbol" w:hAnsi="Symbol" w:hint="default"/>
+      </w:rPr>
+    </w:lvl>
+    <w:lvl w:ilvl="1" w:tplc="04090003" w:tentative="1">
+      <w:start w:val="1"/>
+      <w:numFmt w:val="bullet"/>
+      <w:lvlText w:val="o"/>
+      <w:lvlJc w:val="left"/>
+      <w:pPr>
+        <w:ind w:left="1440" w:hanging="360"/>
+      </w:pPr>
+      <w:rPr>
+        <w:rFonts w:ascii="Courier New" w:hAnsi="Courier New" w:cs="Courier New" w:hint="default"/>
+      </w:rPr>
+    </w:lvl>
+    <w:lvl w:ilvl="2" w:tplc="04090005" w:tentative="1">
+      <w:start w:val="1"/>
+      <w:numFmt w:val="bullet"/>
+      <w:lvlText w:val=""/>
+      <w:lvlJc w:val="left"/>
+      <w:pPr>
+        <w:ind w:left="2160" w:hanging="360"/>
+      </w:pPr>
+      <w:rPr>
+        <w:rFonts w:ascii="Wingdings" w:hAnsi="Wingdings" w:hint="default"/>
+      </w:rPr>
+    </w:lvl>
+    <w:lvl w:ilvl="3" w:tplc="04090001" w:tentative="1">
+      <w:start w:val="1"/>
+      <w:numFmt w:val="bullet"/>
+      <w:lvlText w:val=""/>
+      <w:lvlJc w:val="left"/>
+      <w:pPr>
+        <w:ind w:left="2880" w:hanging="360"/>
+      </w:pPr>
+      <w:rPr>
+        <w:rFonts w:ascii="Symbol" w:hAnsi="Symbol" w:hint="default"/>
+      </w:rPr>
+    </w:lvl>
+    <w:lvl w:ilvl="4" w:tplc="04090003" w:tentative="1">
+      <w:start w:val="1"/>
+      <w:numFmt w:val="bullet"/>
+      <w:lvlText w:val="o"/>
+      <w:lvlJc w:val="left"/>
+      <w:pPr>
+        <w:ind w:left="3600" w:hanging="360"/>
+      </w:pPr>
+      <w:rPr>
+        <w:rFonts w:ascii="Courier New" w:hAnsi="Courier New" w:cs="Courier New" w:hint="default"/>
+      </w:rPr>
+    </w:lvl>
+    <w:lvl w:ilvl="5" w:tplc="04090005" w:tentative="1">
+      <w:start w:val="1"/>
+      <w:numFmt w:val="bullet"/>
+      <w:lvlText w:val=""/>
+      <w:lvlJc w:val="left"/>
+      <w:pPr>
+        <w:ind w:left="4320" w:hanging="360"/>
+      </w:pPr>
+      <w:rPr>
+        <w:rFonts w:ascii="Wingdings" w:hAnsi="Wingdings" w:hint="default"/>
+      </w:rPr>
+    </w:lvl>
+    <w:lvl w:ilvl="6" w:tplc="04090001" w:tentative="1">
+      <w:start w:val="1"/>
+      <w:numFmt w:val="bullet"/>
+      <w:lvlText w:val=""/>
+      <w:lvlJc w:val="left"/>
+      <w:pPr>
+        <w:ind w:left="5040" w:hanging="360"/>
+      </w:pPr>
+      <w:rPr>
+        <w:rFonts w:ascii="Symbol" w:hAnsi="Symbol" w:hint="default"/>
+      </w:rPr>
+    </w:lvl>
+    <w:lvl w:ilvl="7" w:tplc="04090003" w:tentative="1">
+      <w:start w:val="1"/>
+      <w:numFmt w:val="bullet"/>
+      <w:lvlText w:val="o"/>
+      <w:lvlJc w:val="left"/>
+      <w:pPr>
+        <w:ind w:left="5760" w:hanging="360"/>
+      </w:pPr>
+      <w:rPr>
+        <w:rFonts w:ascii="Courier New" w:hAnsi="Courier New" w:cs="Courier New" w:hint="default"/>
+      </w:rPr>
+    </w:lvl>
+    <w:lvl w:ilvl="8" w:tplc="04090005" w:tentative="1">
+      <w:start w:val="1"/>
+      <w:numFmt w:val="bullet"/>
+      <w:lvlText w:val=""/>
+      <w:lvlJc w:val="left"/>
+      <w:pPr>
+        <w:ind w:left="6480" w:hanging="360"/>
+      </w:pPr>
+      <w:rPr>
+        <w:rFonts w:ascii="Wingdings" w:hAnsi="Wingdings" w:hint="default"/>
+      </w:rPr>
+    </w:lvl>
+  </w:abstractNum>
+  <w:abstractNum w:abstractNumId="3" w15:restartNumberingAfterBreak="0">
     <w:nsid w:val="56205803"/>
     <w:multiLevelType w:val="multilevel"/>
     <w:tmpl w:val="AF2CA914"/>
@@ -18030,7 +18252,7 @@
       </w:pPr>
     </w:lvl>
   </w:abstractNum>
-  <w:abstractNum w:abstractNumId="3" w15:restartNumberingAfterBreak="0">
+  <w:abstractNum w:abstractNumId="4" w15:restartNumberingAfterBreak="0">
     <w:nsid w:val="72FE4081"/>
     <w:multiLevelType w:val="hybridMultilevel"/>
     <w:tmpl w:val="55088188"/>
@@ -18147,13 +18369,16 @@
     <w:abstractNumId w:val="1"/>
   </w:num>
   <w:num w:numId="2" w16cid:durableId="1752236728">
-    <w:abstractNumId w:val="3"/>
+    <w:abstractNumId w:val="4"/>
   </w:num>
   <w:num w:numId="3" w16cid:durableId="699933553">
-    <w:abstractNumId w:val="2"/>
+    <w:abstractNumId w:val="3"/>
   </w:num>
   <w:num w:numId="4" w16cid:durableId="715855729">
     <w:abstractNumId w:val="0"/>
+  </w:num>
+  <w:num w:numId="5" w16cid:durableId="1246185013">
+    <w:abstractNumId w:val="2"/>
   </w:num>
 </w:numbering>
 </file>
